--- a/public/downloads/letterhead.docx
+++ b/public/downloads/letterhead.docx
@@ -22,6 +22,15 @@
       </w:r>
       <w:r>
         <w:rPr>
+          <w:rFonts w:ascii="Inter Tight" w:hAnsi="Inter Tight"/>
+          <w:sz w:val="36"/>
+          <w:color w:val="8A8A8A"/>
+          <w:spacing w:val="-12"/>
+        </w:rPr>
+        <w:t>.ai</w:t>
+      </w:r>
+      <w:r>
+        <w:rPr>
           <w:rFonts w:ascii="JetBrains Mono" w:hAnsi="JetBrains Mono"/>
           <w:caps/>
           <w:sz w:val="16"/>
@@ -114,7 +123,7 @@
           <w:sz w:val="18"/>
           <w:color w:val="5C5C5C"/>
         </w:rPr>
-        <w:t>Title · Trainovate</w:t>
+        <w:t>Title · Trainovate.ai</w:t>
       </w:r>
     </w:p>
     <!-- Footer rule -->
@@ -133,11 +142,11 @@
           <w:color w:val="8A8A8A"/>
           <w:spacing w:val="40"/>
         </w:rPr>
-        <w:t>Trainovate</w:t>
-        <w:tab/>
-        <w:t>trainovate.com</w:t>
-        <w:tab/>
-        <w:t>hello@trainovate.com</w:t>
+        <w:t>Trainovate.ai</w:t>
+        <w:tab/>
+        <w:t>trainovate.ai</w:t>
+        <w:tab/>
+        <w:t>hello@trainovate.ai</w:t>
       </w:r>
     </w:p>
     <w:sectPr>
